--- a/docs/user-guides/feature-guide.docx
+++ b/docs/user-guides/feature-guide.docx
@@ -2,6 +2,32 @@
 <file path=word/document.xml><?xml version="1.0" encoding="utf-8"?>
 <w:document xmlns:wpc="http://schemas.microsoft.com/office/word/2010/wordprocessingCanvas" xmlns:mo="http://schemas.microsoft.com/office/mac/office/2008/main" xmlns:mc="http://schemas.openxmlformats.org/markup-compatibility/2006" xmlns:mv="urn:schemas-microsoft-com:mac:vml" xmlns:o="urn:schemas-microsoft-com:office:office" xmlns:r="http://schemas.openxmlformats.org/officeDocument/2006/relationships" xmlns:m="http://schemas.openxmlformats.org/officeDocument/2006/math" xmlns:v="urn:schemas-microsoft-com:vml" xmlns:wp14="http://schemas.microsoft.com/office/word/2010/wordprocessingDrawing" xmlns:wp="http://schemas.openxmlformats.org/drawingml/2006/wordprocessingDrawing" xmlns:w10="urn:schemas-microsoft-com:office:word" xmlns:w="http://schemas.openxmlformats.org/wordprocessingml/2006/main" xmlns:w14="http://schemas.microsoft.com/office/word/2010/wordml" xmlns:wpg="http://schemas.microsoft.com/office/word/2010/wordprocessingGroup" xmlns:wpi="http://schemas.microsoft.com/office/word/2010/wordprocessingInk" xmlns:wne="http://schemas.microsoft.com/office/word/2006/wordml" xmlns:wps="http://schemas.microsoft.com/office/word/2010/wordprocessingShape" mc:Ignorable="w14 wp14">
   <w:body>
+    <w:p>
+      <w:pPr>
+        <w:pBdr>
+          <w:top w:val="single" w:sz="18" w:space="6" w:color="B91C1C"/>
+          <w:left w:val="single" w:sz="18" w:space="6" w:color="B91C1C"/>
+          <w:bottom w:val="single" w:sz="18" w:space="6" w:color="B91C1C"/>
+          <w:right w:val="single" w:sz="18" w:space="6" w:color="B91C1C"/>
+        </w:pBdr>
+        <w:shd w:val="clear" w:color="auto" w:fill="FDE8E8"/>
+        <w:spacing w:after="120"/>
+      </w:pPr>
+      <w:r>
+        <w:rPr>
+          <w:b/>
+          <w:color w:val="B91C1C"/>
+        </w:rPr>
+        <w:t xml:space="preserve">HISTORICAL DOCUMENT - DO NOT USE AS CURRENT DOCUMENTATION</w:t>
+      </w:r>
+      <w:r>
+        <w:rPr>
+          <w:br/>
+          <w:color w:val="B91C1C"/>
+        </w:rPr>
+        <w:t xml:space="preserve">Prepared 19 June 2026, before the July 2026 workflow redesign. It is now inaccurate: it shows Tier 1 verifying containment, Critical severity routing to the SOC Manager, multiple roles setting the Emergency flag, and Emergency editable after closure - all of which are false in the current system. For the current workflow use docs/architecture/ticket-lifecycle-states.md and docs/user-guides/end-user-guide.th.md.</w:t>
+      </w:r>
+    </w:p>
     <w:p>
       <w:pPr>
         <w:spacing w:after="480"/>
